--- a/assets/ceritficate_template/input.docx
+++ b/assets/ceritficate_template/input.docx
@@ -89,7 +89,7 @@
                         <pic:spPr>
                           <a:xfrm>
                             <a:off x="0" y="1502280"/>
-                            <a:ext cx="2992680" cy="6060600"/>
+                            <a:ext cx="2991600" cy="6060600"/>
                           </a:xfrm>
                           <a:prstGeom prst="rect">
                             <a:avLst/>
@@ -112,7 +112,7 @@
                         <pic:spPr>
                           <a:xfrm>
                             <a:off x="0" y="0"/>
-                            <a:ext cx="2773800" cy="5497920"/>
+                            <a:ext cx="2772360" cy="5497920"/>
                           </a:xfrm>
                           <a:prstGeom prst="rect">
                             <a:avLst/>
@@ -128,16 +128,16 @@
                         <wps:cNvSpPr/>
                         <wps:spPr>
                           <a:xfrm>
-                            <a:off x="7711560" y="6701760"/>
-                            <a:ext cx="2397600" cy="720"/>
+                            <a:off x="7712640" y="6703200"/>
+                            <a:ext cx="2396520" cy="720"/>
                           </a:xfrm>
                           <a:custGeom>
                             <a:avLst/>
                             <a:gdLst>
-                              <a:gd name="textAreaLeft" fmla="*/ 0 w 1359360"/>
-                              <a:gd name="textAreaRight" fmla="*/ 1363680 w 1359360"/>
+                              <a:gd name="textAreaLeft" fmla="*/ 0 w 1358640"/>
+                              <a:gd name="textAreaRight" fmla="*/ 1363680 w 1358640"/>
                               <a:gd name="textAreaTop" fmla="*/ 0 h 360"/>
-                              <a:gd name="textAreaBottom" fmla="*/ 1474560 h 360"/>
+                              <a:gd name="textAreaBottom" fmla="*/ 5898240 h 360"/>
                             </a:gdLst>
                             <a:ahLst/>
                             <a:cxnLst/>
@@ -180,8 +180,8 @@
                         </pic:blipFill>
                         <pic:spPr>
                           <a:xfrm>
-                            <a:off x="9591840" y="85680"/>
-                            <a:ext cx="821160" cy="888480"/>
+                            <a:off x="9592920" y="85680"/>
+                            <a:ext cx="819720" cy="887040"/>
                           </a:xfrm>
                           <a:prstGeom prst="rect">
                             <a:avLst/>
@@ -225,17 +225,17 @@
                   <v:stroke color="#3465a4" joinstyle="round" endcap="flat"/>
                   <w10:wrap type="none"/>
                 </v:shape>
-                <v:shape id="shape_0" stroked="f" o:allowincell="f" style="position:absolute;left:0;top:2366;width:4712;height:9543;mso-wrap-style:none;v-text-anchor:middle;mso-position-horizontal-relative:page;mso-position-vertical-relative:page" type="_x0000_t75">
+                <v:shape id="shape_0" stroked="f" o:allowincell="f" style="position:absolute;left:0;top:2366;width:4710;height:9543;mso-wrap-style:none;v-text-anchor:middle;mso-position-horizontal-relative:page;mso-position-vertical-relative:page" type="_x0000_t75">
                   <v:imagedata r:id="rId7" o:detectmouseclick="t"/>
                   <v:stroke color="#3465a4" joinstyle="round" endcap="flat"/>
                   <w10:wrap type="none"/>
                 </v:shape>
-                <v:shape id="shape_0" stroked="f" o:allowincell="f" style="position:absolute;left:0;top:0;width:4367;height:8657;mso-wrap-style:none;v-text-anchor:middle;mso-position-horizontal-relative:page;mso-position-vertical-relative:page" type="_x0000_t75">
+                <v:shape id="shape_0" stroked="f" o:allowincell="f" style="position:absolute;left:0;top:0;width:4365;height:8657;mso-wrap-style:none;v-text-anchor:middle;mso-position-horizontal-relative:page;mso-position-vertical-relative:page" type="_x0000_t75">
                   <v:imagedata r:id="rId8" o:detectmouseclick="t"/>
                   <v:stroke color="#3465a4" joinstyle="round" endcap="flat"/>
                   <w10:wrap type="none"/>
                 </v:shape>
-                <v:shape id="shape_0" stroked="f" o:allowincell="f" style="position:absolute;left:15105;top:135;width:1292;height:1398;mso-wrap-style:none;v-text-anchor:middle;mso-position-horizontal-relative:page;mso-position-vertical-relative:page" type="_x0000_t75">
+                <v:shape id="shape_0" stroked="f" o:allowincell="f" style="position:absolute;left:15107;top:135;width:1290;height:1396;mso-wrap-style:none;v-text-anchor:middle;mso-position-horizontal-relative:page;mso-position-vertical-relative:page" type="_x0000_t75">
                   <v:imagedata r:id="rId9" o:detectmouseclick="t"/>
                   <v:stroke color="#3465a4" joinstyle="round" endcap="flat"/>
                   <w10:wrap type="none"/>
@@ -402,28 +402,134 @@
     </w:p>
     <w:p>
       <w:pPr>
-        <w:pStyle w:val="Normal"/>
+        <w:pStyle w:val="BodyText"/>
         <w:spacing w:lineRule="auto" w:line="252" w:before="613" w:after="0"/>
         <w:ind w:hanging="0" w:start="2825" w:end="1658"/>
         <w:jc w:val="both"/>
         <w:rPr>
+          <w:color w:val="FFFFFF"/>
           <w:sz w:val="32"/>
+        </w:rPr>
+      </w:pPr>
+      <w:r>
+        <w:rPr>
+          <w:color w:val="FFFFFF"/>
+          <w:sz w:val="28"/>
+          <w:szCs w:val="28"/>
+        </w:rPr>
+        <w:t xml:space="preserve">This certificate, bearing </w:t>
+      </w:r>
+      <w:r>
+        <w:rPr>
+          <w:rStyle w:val="Strong"/>
+          <w:color w:val="FFFFFF"/>
+          <w:sz w:val="28"/>
+          <w:szCs w:val="28"/>
+        </w:rPr>
+        <w:t>Certificate ID: {uuid}</w:t>
+      </w:r>
+      <w:r>
+        <w:rPr>
+          <w:color w:val="FFFFFF"/>
+          <w:sz w:val="28"/>
+          <w:szCs w:val="28"/>
+        </w:rPr>
+        <w:t xml:space="preserve">, is proudly awarded to </w:t>
+      </w:r>
+      <w:r>
+        <w:rPr>
+          <w:rStyle w:val="Strong"/>
+          <w:color w:val="FFFFFF"/>
+          <w:sz w:val="28"/>
+          <w:szCs w:val="28"/>
+        </w:rPr>
+        <w:t>{name_small}</w:t>
+      </w:r>
+      <w:r>
+        <w:rPr>
+          <w:color w:val="FFFFFF"/>
+          <w:sz w:val="28"/>
+          <w:szCs w:val="28"/>
+        </w:rPr>
+        <w:t xml:space="preserve"> in recognition of successfully completing the </w:t>
+      </w:r>
+      <w:r>
+        <w:rPr>
+          <w:rStyle w:val="Strong"/>
+          <w:color w:val="FFFFFF"/>
+          <w:sz w:val="28"/>
+          <w:szCs w:val="28"/>
+        </w:rPr>
+        <w:t>6 Weeks Cybersecurity Internship &amp; Learning Program</w:t>
+      </w:r>
+      <w:r>
+        <w:rPr>
+          <w:color w:val="FFFFFF"/>
+          <w:sz w:val="28"/>
+          <w:szCs w:val="28"/>
+        </w:rPr>
+        <w:t xml:space="preserve"> at </w:t>
+      </w:r>
+      <w:r>
+        <w:rPr>
+          <w:rStyle w:val="Strong"/>
+          <w:color w:val="FFFFFF"/>
+          <w:sz w:val="28"/>
+          <w:szCs w:val="28"/>
+        </w:rPr>
+        <w:t>RYNEX SECURITY</w:t>
+      </w:r>
+      <w:r>
+        <w:rPr>
+          <w:color w:val="FFFFFF"/>
+          <w:sz w:val="28"/>
+          <w:szCs w:val="28"/>
+        </w:rPr>
+        <w:t xml:space="preserve">, held from </w:t>
+      </w:r>
+      <w:r>
+        <w:rPr>
+          <w:rStyle w:val="Strong"/>
+          <w:color w:val="FFFFFF"/>
+          <w:sz w:val="28"/>
+          <w:szCs w:val="28"/>
+        </w:rPr>
+        <w:t>13 July to 24 August 2026</w:t>
+      </w:r>
+      <w:r>
+        <w:rPr>
+          <w:color w:val="FFFFFF"/>
+          <w:sz w:val="28"/>
+          <w:szCs w:val="28"/>
+        </w:rPr>
+        <w:t>.</w:t>
+      </w:r>
+    </w:p>
+    <w:p>
+      <w:pPr>
+        <w:pStyle w:val="Normal"/>
+        <w:spacing w:before="610" w:after="0"/>
+        <w:ind w:hanging="0" w:start="789" w:end="0"/>
+        <w:jc w:val="center"/>
+        <w:rPr>
+          <w:rFonts w:ascii="Arial MT" w:hAnsi="Arial MT"/>
+          <w:sz w:val="58"/>
         </w:rPr>
       </w:pPr>
       <w:r>
         <mc:AlternateContent>
           <mc:Choice Requires="wps">
             <w:drawing>
-              <wp:anchor distT="267335" distB="266700" distL="266700" distR="267335" simplePos="0" relativeHeight="3" behindDoc="0" locked="0" layoutInCell="1" allowOverlap="1">
+              <wp:anchor distT="202565" distB="203200" distL="202565" distR="203200" simplePos="0" relativeHeight="3" behindDoc="0" locked="0" layoutInCell="1" allowOverlap="1">
                 <wp:simplePos x="0" y="0"/>
                 <wp:positionH relativeFrom="column">
-                  <wp:posOffset>6607810</wp:posOffset>
+                  <wp:posOffset>6608445</wp:posOffset>
                 </wp:positionH>
                 <wp:positionV relativeFrom="paragraph">
-                  <wp:posOffset>1691640</wp:posOffset>
+                  <wp:posOffset>32385</wp:posOffset>
                 </wp:positionV>
                 <wp:extent cx="1457325" cy="1457325"/>
-                <wp:effectExtent l="202565" t="202565" r="203200" b="203200"/>
+                <wp:effectExtent l="10160" t="9525" r="9525" b="10160"/>
                 <wp:wrapNone/>
                 <wp:docPr id="7" name="Image1"/>
                 <a:graphic xmlns:a="http://schemas.openxmlformats.org/drawingml/2006/main">
@@ -438,7 +544,7 @@
                         <a:stretch/>
                       </pic:blipFill>
                       <pic:spPr>
-                        <a:xfrm rot="1179000">
+                        <a:xfrm rot="46800">
                           <a:off x="0" y="0"/>
                           <a:ext cx="1457280" cy="1457280"/>
                         </a:xfrm>
@@ -458,7 +564,7 @@
           </mc:Choice>
           <mc:Fallback>
             <w:pict>
-              <v:shape id="shape_0" stroked="f" o:allowincell="f" style="position:absolute;margin-left:520.3pt;margin-top:133.2pt;width:114.7pt;height:114.7pt;mso-wrap-style:none;v-text-anchor:middle;rotation:20" type="_x0000_t75">
+              <v:shape id="shape_0" stroked="f" o:allowincell="f" style="position:absolute;margin-left:520.3pt;margin-top:2.5pt;width:114.7pt;height:114.7pt;mso-wrap-style:none;v-text-anchor:middle;rotation:1" type="_x0000_t75">
                 <v:imagedata r:id="rId11" o:detectmouseclick="t"/>
                 <v:stroke color="#3465a4" joinstyle="round" endcap="flat"/>
                 <w10:wrap type="none"/>
@@ -467,290 +573,6 @@
           </mc:Fallback>
         </mc:AlternateContent>
       </w:r>
-      <w:r>
-        <w:rPr>
-          <w:color w:val="FFFFFF"/>
-          <w:spacing w:val="-8"/>
-          <w:sz w:val="32"/>
-        </w:rPr>
-        <w:t>This</w:t>
-      </w:r>
-      <w:r>
-        <w:rPr>
-          <w:color w:val="FFFFFF"/>
-          <w:spacing w:val="-16"/>
-          <w:sz w:val="32"/>
-        </w:rPr>
-        <w:t xml:space="preserve"> </w:t>
-      </w:r>
-      <w:r>
-        <w:rPr>
-          <w:color w:val="FFFFFF"/>
-          <w:spacing w:val="-8"/>
-          <w:sz w:val="32"/>
-        </w:rPr>
-        <w:t>is</w:t>
-      </w:r>
-      <w:r>
-        <w:rPr>
-          <w:color w:val="FFFFFF"/>
-          <w:spacing w:val="-16"/>
-          <w:sz w:val="32"/>
-        </w:rPr>
-        <w:t xml:space="preserve"> </w:t>
-      </w:r>
-      <w:r>
-        <w:rPr>
-          <w:color w:val="FFFFFF"/>
-          <w:spacing w:val="-8"/>
-          <w:sz w:val="32"/>
-        </w:rPr>
-        <w:t>to</w:t>
-      </w:r>
-      <w:r>
-        <w:rPr>
-          <w:color w:val="FFFFFF"/>
-          <w:spacing w:val="-16"/>
-          <w:sz w:val="32"/>
-        </w:rPr>
-        <w:t xml:space="preserve"> </w:t>
-      </w:r>
-      <w:r>
-        <w:rPr>
-          <w:color w:val="FFFFFF"/>
-          <w:spacing w:val="-8"/>
-          <w:sz w:val="32"/>
-        </w:rPr>
-        <w:t>certify</w:t>
-      </w:r>
-      <w:r>
-        <w:rPr>
-          <w:color w:val="FFFFFF"/>
-          <w:spacing w:val="-16"/>
-          <w:sz w:val="32"/>
-        </w:rPr>
-        <w:t xml:space="preserve"> </w:t>
-      </w:r>
-      <w:r>
-        <w:rPr>
-          <w:color w:val="FFFFFF"/>
-          <w:spacing w:val="-8"/>
-          <w:sz w:val="32"/>
-        </w:rPr>
-        <w:t>that {name_small}</w:t>
-      </w:r>
-      <w:r>
-        <w:rPr>
-          <w:color w:val="FFFFFF"/>
-          <w:spacing w:val="-16"/>
-          <w:sz w:val="32"/>
-        </w:rPr>
-        <w:t xml:space="preserve"> </w:t>
-      </w:r>
-      <w:r>
-        <w:rPr>
-          <w:color w:val="FFFFFF"/>
-          <w:spacing w:val="-8"/>
-          <w:sz w:val="32"/>
-        </w:rPr>
-        <w:t>has</w:t>
-      </w:r>
-      <w:r>
-        <w:rPr>
-          <w:color w:val="FFFFFF"/>
-          <w:spacing w:val="-16"/>
-          <w:sz w:val="32"/>
-        </w:rPr>
-        <w:t xml:space="preserve"> </w:t>
-      </w:r>
-      <w:r>
-        <w:rPr>
-          <w:color w:val="FFFFFF"/>
-          <w:spacing w:val="-8"/>
-          <w:sz w:val="32"/>
-        </w:rPr>
-        <w:t>successfully</w:t>
-      </w:r>
-      <w:r>
-        <w:rPr>
-          <w:color w:val="FFFFFF"/>
-          <w:spacing w:val="-16"/>
-          <w:sz w:val="32"/>
-        </w:rPr>
-        <w:t xml:space="preserve"> </w:t>
-      </w:r>
-      <w:r>
-        <w:rPr>
-          <w:color w:val="FFFFFF"/>
-          <w:spacing w:val="-8"/>
-          <w:sz w:val="32"/>
-        </w:rPr>
-        <w:t xml:space="preserve">completed the </w:t>
-      </w:r>
-      <w:r>
-        <w:rPr>
-          <w:b/>
-          <w:color w:val="FFFFFF"/>
-          <w:spacing w:val="-8"/>
-          <w:sz w:val="32"/>
-        </w:rPr>
-        <w:t>6</w:t>
-      </w:r>
-      <w:r>
-        <w:rPr>
-          <w:b/>
-          <w:color w:val="FFFFFF"/>
-          <w:spacing w:val="-12"/>
-          <w:sz w:val="32"/>
-        </w:rPr>
-        <w:t xml:space="preserve"> Week</w:t>
-      </w:r>
-      <w:r>
-        <w:rPr>
-          <w:b/>
-          <w:color w:val="FFFFFF"/>
-          <w:sz w:val="32"/>
-        </w:rPr>
-        <w:t>s</w:t>
-      </w:r>
-      <w:r>
-        <w:rPr>
-          <w:b/>
-          <w:color w:val="FFFFFF"/>
-          <w:spacing w:val="-12"/>
-          <w:sz w:val="32"/>
-        </w:rPr>
-        <w:t xml:space="preserve"> </w:t>
-      </w:r>
-      <w:r>
-        <w:rPr>
-          <w:b/>
-          <w:color w:val="FFFFFF"/>
-          <w:sz w:val="32"/>
-        </w:rPr>
-        <w:t>Cybersecurity</w:t>
-      </w:r>
-      <w:r>
-        <w:rPr>
-          <w:b/>
-          <w:color w:val="FFFFFF"/>
-          <w:spacing w:val="-12"/>
-          <w:sz w:val="32"/>
-        </w:rPr>
-        <w:t xml:space="preserve"> </w:t>
-      </w:r>
-      <w:r>
-        <w:rPr>
-          <w:b/>
-          <w:color w:val="FFFFFF"/>
-          <w:sz w:val="32"/>
-        </w:rPr>
-        <w:t>Internship</w:t>
-      </w:r>
-      <w:r>
-        <w:rPr>
-          <w:b/>
-          <w:color w:val="FFFFFF"/>
-          <w:spacing w:val="-12"/>
-          <w:sz w:val="32"/>
-        </w:rPr>
-        <w:t xml:space="preserve"> </w:t>
-      </w:r>
-      <w:r>
-        <w:rPr>
-          <w:b/>
-          <w:color w:val="FFFFFF"/>
-          <w:sz w:val="32"/>
-        </w:rPr>
-        <w:t>&amp;</w:t>
-      </w:r>
-      <w:r>
-        <w:rPr>
-          <w:b/>
-          <w:color w:val="FFFFFF"/>
-          <w:spacing w:val="-12"/>
-          <w:sz w:val="32"/>
-        </w:rPr>
-        <w:t xml:space="preserve"> </w:t>
-      </w:r>
-      <w:r>
-        <w:rPr>
-          <w:b/>
-          <w:color w:val="FFFFFF"/>
-          <w:sz w:val="32"/>
-        </w:rPr>
-        <w:t>Learning</w:t>
-      </w:r>
-      <w:r>
-        <w:rPr>
-          <w:b/>
-          <w:color w:val="FFFFFF"/>
-          <w:spacing w:val="-12"/>
-          <w:sz w:val="32"/>
-        </w:rPr>
-        <w:t xml:space="preserve"> </w:t>
-      </w:r>
-      <w:r>
-        <w:rPr>
-          <w:b/>
-          <w:color w:val="FFFFFF"/>
-          <w:sz w:val="32"/>
-        </w:rPr>
-        <w:t>Program</w:t>
-      </w:r>
-      <w:r>
-        <w:rPr>
-          <w:b/>
-          <w:color w:val="FFFFFF"/>
-          <w:spacing w:val="-12"/>
-          <w:sz w:val="32"/>
-        </w:rPr>
-        <w:t xml:space="preserve"> </w:t>
-      </w:r>
-      <w:r>
-        <w:rPr>
-          <w:b/>
-          <w:color w:val="FFFFFF"/>
-          <w:sz w:val="32"/>
-        </w:rPr>
-        <w:t>At RYNEX</w:t>
-      </w:r>
-      <w:r>
-        <w:rPr>
-          <w:b/>
-          <w:color w:val="FFFFFF"/>
-          <w:spacing w:val="-3"/>
-          <w:sz w:val="32"/>
-        </w:rPr>
-        <w:t xml:space="preserve"> </w:t>
-      </w:r>
-      <w:r>
-        <w:rPr>
-          <w:b/>
-          <w:color w:val="FFFFFF"/>
-          <w:sz w:val="32"/>
-        </w:rPr>
-        <w:t xml:space="preserve">SECURITY </w:t>
-      </w:r>
-      <w:r>
-        <w:rPr>
-          <w:color w:val="FFFFFF"/>
-          <w:sz w:val="32"/>
-        </w:rPr>
-        <w:t>held from 13 July to 24 August 2026.</w:t>
-      </w:r>
-    </w:p>
-    <w:p>
-      <w:pPr>
-        <w:pStyle w:val="Normal"/>
-        <w:spacing w:before="610" w:after="0"/>
-        <w:ind w:hanging="0" w:start="789" w:end="0"/>
-        <w:jc w:val="center"/>
-        <w:rPr>
-          <w:rFonts w:ascii="Arial MT" w:hAnsi="Arial MT"/>
-          <w:sz w:val="58"/>
-        </w:rPr>
-      </w:pPr>
       <w:r>
         <w:rPr>
           <w:rFonts w:ascii="Arial MT" w:hAnsi="Arial MT"/>
@@ -1017,6 +839,14 @@
     <w:unhideWhenUsed/>
     <w:qFormat/>
     <w:rPr/>
+  </w:style>
+  <w:style w:type="character" w:styleId="Strong">
+    <w:name w:val="Strong"/>
+    <w:qFormat/>
+    <w:rPr>
+      <w:b/>
+      <w:bCs/>
+    </w:rPr>
   </w:style>
   <w:style w:type="paragraph" w:styleId="Heading">
     <w:name w:val="Heading"/>
